--- a/ky/wisdom-stories/make-time-for-people.docx
+++ b/ky/wisdom-stories/make-time-for-people.docx
@@ -73,7 +73,7 @@
     </w:p>
     <w:p>
       <w:r>
-        <w:t>Эки жыл мурун ооруп калганымда, дайыма мөмө-жемиш сатып алган дүкөндүн сатуучусу мени көргөнү келди. Ооруп калганыма чын көңүлдөн кейиптир. Төшөгүмдүн жанында отуруп, алымды сурап, көңүлүмдү көтөрдү.</w:t>
+        <w:t>Эки жыл мурун ооруп калганымда, дайыма мөмө-жемиш сатып алган дүкөндүн сатуучусу мени көргөнү келди. Ооруп калганыма чын көңүлдөн кейиптир. Төшөгүмдүн жанында отуруп, ал-жайымды сурап, көңүлүмдү көтөрдү.</w:t>
       </w:r>
     </w:p>
     <w:p>
